--- a/expt1_traits/protocols/OD Calibration to CFUs.docx
+++ b/expt1_traits/protocols/OD Calibration to CFUs.docx
@@ -1,6 +1,6 @@
 
 <file path=word/document.xml><?xml version="1.0" encoding="utf-8"?>
-<w:document xmlns:wpc="http://schemas.microsoft.com/office/word/2010/wordprocessingCanvas" xmlns:cx="http://schemas.microsoft.com/office/drawing/2014/chartex" xmlns:cx1="http://schemas.microsoft.com/office/drawing/2015/9/8/chartex" xmlns:cx2="http://schemas.microsoft.com/office/drawing/2015/10/21/chartex" xmlns:cx3="http://schemas.microsoft.com/office/drawing/2016/5/9/chartex" xmlns:cx4="http://schemas.microsoft.com/office/drawing/2016/5/10/chartex" xmlns:cx5="http://schemas.microsoft.com/office/drawing/2016/5/11/chartex" xmlns:cx6="http://schemas.microsoft.com/office/drawing/2016/5/12/chartex" xmlns:cx7="http://schemas.microsoft.com/office/drawing/2016/5/13/chartex" xmlns:cx8="http://schemas.microsoft.com/office/drawing/2016/5/14/chartex" xmlns:mc="http://schemas.openxmlformats.org/markup-compatibility/2006" xmlns:aink="http://schemas.microsoft.com/office/drawing/2016/ink" xmlns:am3d="http://schemas.microsoft.com/office/drawing/2017/model3d" xmlns:o="urn:schemas-microsoft-com:office:office" xmlns:oel="http://schemas.microsoft.com/office/2019/extlst" xmlns:r="http://schemas.openxmlformats.org/officeDocument/2006/relationships" xmlns:m="http://schemas.openxmlformats.org/officeDocument/2006/math" xmlns:v="urn:schemas-microsoft-com:vml" xmlns:wp14="http://schemas.microsoft.com/office/word/2010/wordprocessingDrawing" xmlns:wp="http://schemas.openxmlformats.org/drawingml/2006/wordprocessingDrawing" xmlns:w10="urn:schemas-microsoft-com:office:word" xmlns:w="http://schemas.openxmlformats.org/wordprocessingml/2006/main" xmlns:w14="http://schemas.microsoft.com/office/word/2010/wordml" xmlns:w15="http://schemas.microsoft.com/office/word/2012/wordml" xmlns:w16cex="http://schemas.microsoft.com/office/word/2018/wordml/cex" xmlns:w16cid="http://schemas.microsoft.com/office/word/2016/wordml/cid" xmlns:w16="http://schemas.microsoft.com/office/word/2018/wordml" xmlns:w16sdtdh="http://schemas.microsoft.com/office/word/2020/wordml/sdtdatahash" xmlns:w16se="http://schemas.microsoft.com/office/word/2015/wordml/symex" xmlns:wpg="http://schemas.microsoft.com/office/word/2010/wordprocessingGroup" xmlns:wpi="http://schemas.microsoft.com/office/word/2010/wordprocessingInk" xmlns:wne="http://schemas.microsoft.com/office/word/2006/wordml" xmlns:wps="http://schemas.microsoft.com/office/word/2010/wordprocessingShape" mc:Ignorable="w14 w15 w16se w16cid w16 w16cex w16sdtdh wp14">
+<w:document xmlns:wpc="http://schemas.microsoft.com/office/word/2010/wordprocessingCanvas" xmlns:cx="http://schemas.microsoft.com/office/drawing/2014/chartex" xmlns:cx1="http://schemas.microsoft.com/office/drawing/2015/9/8/chartex" xmlns:cx2="http://schemas.microsoft.com/office/drawing/2015/10/21/chartex" xmlns:cx3="http://schemas.microsoft.com/office/drawing/2016/5/9/chartex" xmlns:cx4="http://schemas.microsoft.com/office/drawing/2016/5/10/chartex" xmlns:cx5="http://schemas.microsoft.com/office/drawing/2016/5/11/chartex" xmlns:cx6="http://schemas.microsoft.com/office/drawing/2016/5/12/chartex" xmlns:cx7="http://schemas.microsoft.com/office/drawing/2016/5/13/chartex" xmlns:cx8="http://schemas.microsoft.com/office/drawing/2016/5/14/chartex" xmlns:mc="http://schemas.openxmlformats.org/markup-compatibility/2006" xmlns:aink="http://schemas.microsoft.com/office/drawing/2016/ink" xmlns:am3d="http://schemas.microsoft.com/office/drawing/2017/model3d" xmlns:o="urn:schemas-microsoft-com:office:office" xmlns:oel="http://schemas.microsoft.com/office/2019/extlst" xmlns:r="http://schemas.openxmlformats.org/officeDocument/2006/relationships" xmlns:m="http://schemas.openxmlformats.org/officeDocument/2006/math" xmlns:v="urn:schemas-microsoft-com:vml" xmlns:wp14="http://schemas.microsoft.com/office/word/2010/wordprocessingDrawing" xmlns:wp="http://schemas.openxmlformats.org/drawingml/2006/wordprocessingDrawing" xmlns:w10="urn:schemas-microsoft-com:office:word" xmlns:w="http://schemas.openxmlformats.org/wordprocessingml/2006/main" xmlns:w14="http://schemas.microsoft.com/office/word/2010/wordml" xmlns:w15="http://schemas.microsoft.com/office/word/2012/wordml" xmlns:w16cex="http://schemas.microsoft.com/office/word/2018/wordml/cex" xmlns:w16cid="http://schemas.microsoft.com/office/word/2016/wordml/cid" xmlns:w16="http://schemas.microsoft.com/office/word/2018/wordml" xmlns:w16du="http://schemas.microsoft.com/office/word/2023/wordml/word16du" xmlns:w16sdtdh="http://schemas.microsoft.com/office/word/2020/wordml/sdtdatahash" xmlns:w16sdtfl="http://schemas.microsoft.com/office/word/2024/wordml/sdtformatlock" xmlns:w16se="http://schemas.microsoft.com/office/word/2015/wordml/symex" xmlns:wpg="http://schemas.microsoft.com/office/word/2010/wordprocessingGroup" xmlns:wpi="http://schemas.microsoft.com/office/word/2010/wordprocessingInk" xmlns:wne="http://schemas.microsoft.com/office/word/2006/wordml" xmlns:wps="http://schemas.microsoft.com/office/word/2010/wordprocessingShape" mc:Ignorable="w14 w15 w16se w16cid w16 w16cex w16sdtdh w16sdtfl w16du wp14">
   <w:body>
     <w:p>
       <w:pPr>
@@ -648,31 +648,7 @@
         <w:rPr>
           <w:rFonts w:ascii="Arial" w:hAnsi="Arial" w:cs="Arial"/>
         </w:rPr>
-        <w:t xml:space="preserve">Put </w:t>
-      </w:r>
-      <w:r>
-        <w:rPr>
-          <w:rFonts w:ascii="Arial" w:hAnsi="Arial" w:cs="Arial"/>
-        </w:rPr>
-        <w:t>18mL of the stationary phase</w:t>
-      </w:r>
-      <w:r>
-        <w:rPr>
-          <w:rFonts w:ascii="Arial" w:hAnsi="Arial" w:cs="Arial"/>
-        </w:rPr>
-        <w:t xml:space="preserve"> bacterial</w:t>
-      </w:r>
-      <w:r>
-        <w:rPr>
-          <w:rFonts w:ascii="Arial" w:hAnsi="Arial" w:cs="Arial"/>
-        </w:rPr>
-        <w:t xml:space="preserve"> </w:t>
-      </w:r>
-      <w:r>
-        <w:rPr>
-          <w:rFonts w:ascii="Arial" w:hAnsi="Arial" w:cs="Arial"/>
-        </w:rPr>
-        <w:t>culture in the 50mL centrifuge tube and spin down: 4000 rpm for 15min.</w:t>
+        <w:t>Put 18mL of the stationary phase bacterial culture in the 50mL centrifuge tube and spin down: 4000 rpm for 15min.</w:t>
       </w:r>
     </w:p>
     <w:p>
@@ -741,13 +717,7 @@
         <w:rPr>
           <w:rFonts w:ascii="Arial" w:hAnsi="Arial" w:cs="Arial"/>
         </w:rPr>
-        <w:t xml:space="preserve"> 96-well reservoir with 9</w:t>
-      </w:r>
-      <w:r>
-        <w:rPr>
-          <w:rFonts w:ascii="Arial" w:hAnsi="Arial" w:cs="Arial"/>
-        </w:rPr>
-        <w:t>00</w:t>
+        <w:t xml:space="preserve"> 96-well reservoir with 900</w:t>
       </w:r>
       <w:r>
         <w:rPr>
@@ -759,13 +729,7 @@
         <w:rPr>
           <w:rFonts w:ascii="Arial" w:hAnsi="Arial" w:cs="Arial"/>
         </w:rPr>
-        <w:t>L</w:t>
-      </w:r>
-      <w:r>
-        <w:rPr>
-          <w:rFonts w:ascii="Arial" w:hAnsi="Arial" w:cs="Arial"/>
-        </w:rPr>
-        <w:t xml:space="preserve"> </w:t>
+        <w:t xml:space="preserve">L </w:t>
       </w:r>
       <w:r>
         <w:rPr>
@@ -973,13 +937,7 @@
         <w:rPr>
           <w:rFonts w:ascii="Arial" w:hAnsi="Arial" w:cs="Arial"/>
         </w:rPr>
-        <w:t xml:space="preserve">Load 900µL of </w:t>
-      </w:r>
-      <w:r>
-        <w:rPr>
-          <w:rFonts w:ascii="Arial" w:hAnsi="Arial" w:cs="Arial"/>
-        </w:rPr>
-        <w:t xml:space="preserve">the concentrated culture to the </w:t>
+        <w:t xml:space="preserve">Load 900µL of the concentrated culture to the </w:t>
       </w:r>
       <w:r>
         <w:rPr>
@@ -1023,13 +981,7 @@
         <w:rPr>
           <w:rFonts w:ascii="Arial" w:hAnsi="Arial" w:cs="Arial"/>
         </w:rPr>
-        <w:t xml:space="preserve">Then load </w:t>
-      </w:r>
-      <w:r>
-        <w:rPr>
-          <w:rFonts w:ascii="Arial" w:hAnsi="Arial" w:cs="Arial"/>
-        </w:rPr>
-        <w:t xml:space="preserve">900µL of the concentrated culture to the </w:t>
+        <w:t xml:space="preserve">Then load 900µL of the concentrated culture to the </w:t>
       </w:r>
       <w:r>
         <w:rPr>
@@ -1054,13 +1006,7 @@
         <w:rPr>
           <w:rFonts w:ascii="Arial" w:hAnsi="Arial" w:cs="Arial"/>
         </w:rPr>
-        <w:t>well</w:t>
-      </w:r>
-      <w:r>
-        <w:rPr>
-          <w:rFonts w:ascii="Arial" w:hAnsi="Arial" w:cs="Arial"/>
-        </w:rPr>
-        <w:t>.</w:t>
+        <w:t>well.</w:t>
       </w:r>
     </w:p>
     <w:p>
@@ -1160,13 +1106,7 @@
         <w:rPr>
           <w:rFonts w:ascii="Arial" w:hAnsi="Arial" w:cs="Arial"/>
         </w:rPr>
-        <w:t>900µL</w:t>
-      </w:r>
-      <w:r>
-        <w:rPr>
-          <w:rFonts w:ascii="Arial" w:hAnsi="Arial" w:cs="Arial"/>
-        </w:rPr>
-        <w:t xml:space="preserve"> </w:t>
+        <w:t xml:space="preserve">900µL </w:t>
       </w:r>
       <w:r>
         <w:rPr>
@@ -1255,87 +1195,28 @@
         <w:rPr>
           <w:rFonts w:ascii="Arial" w:hAnsi="Arial" w:cs="Arial"/>
         </w:rPr>
-        <w:t>Using the multichannel, f</w:t>
-      </w:r>
-      <w:r>
-        <w:rPr>
-          <w:rFonts w:ascii="Arial" w:hAnsi="Arial" w:cs="Arial"/>
-        </w:rPr>
-        <w:t>ill 2 microwell plates with 200uL from the reservoir</w:t>
-      </w:r>
-      <w:r>
-        <w:rPr>
-          <w:rFonts w:ascii="Arial" w:hAnsi="Arial" w:cs="Arial"/>
-        </w:rPr>
-        <w:t>.</w:t>
+        <w:t>Using the multichannel, fill 2 microwell plates with 200uL from the reservoir.</w:t>
       </w:r>
       <w:r>
         <w:rPr>
           <w:rFonts w:ascii="Arial" w:hAnsi="Arial" w:cs="Arial"/>
         </w:rPr>
         <w:br/>
-      </w:r>
-      <w:r>
-        <w:rPr>
-          <w:rFonts w:ascii="Arial" w:hAnsi="Arial" w:cs="Arial"/>
-        </w:rPr>
-        <w:t>Cover</w:t>
-      </w:r>
-      <w:r>
-        <w:rPr>
-          <w:rFonts w:ascii="Arial" w:hAnsi="Arial" w:cs="Arial"/>
-        </w:rPr>
-        <w:t xml:space="preserve"> the plates</w:t>
-      </w:r>
-      <w:r>
-        <w:rPr>
-          <w:rFonts w:ascii="Arial" w:hAnsi="Arial" w:cs="Arial"/>
-        </w:rPr>
-        <w:t xml:space="preserve"> with </w:t>
+        <w:t xml:space="preserve">Cover the plates with </w:t>
       </w:r>
       <w:proofErr w:type="gramStart"/>
       <w:r>
         <w:rPr>
           <w:rFonts w:ascii="Arial" w:hAnsi="Arial" w:cs="Arial"/>
         </w:rPr>
-        <w:t>B</w:t>
-      </w:r>
-      <w:r>
-        <w:rPr>
-          <w:rFonts w:ascii="Arial" w:hAnsi="Arial" w:cs="Arial"/>
-        </w:rPr>
-        <w:t>reathe</w:t>
+        <w:t>Breathe</w:t>
       </w:r>
       <w:proofErr w:type="gramEnd"/>
       <w:r>
         <w:rPr>
           <w:rFonts w:ascii="Arial" w:hAnsi="Arial" w:cs="Arial"/>
         </w:rPr>
-        <w:t>-</w:t>
-      </w:r>
-      <w:r>
-        <w:rPr>
-          <w:rFonts w:ascii="Arial" w:hAnsi="Arial" w:cs="Arial"/>
-        </w:rPr>
-        <w:t>E</w:t>
-      </w:r>
-      <w:r>
-        <w:rPr>
-          <w:rFonts w:ascii="Arial" w:hAnsi="Arial" w:cs="Arial"/>
-        </w:rPr>
-        <w:t xml:space="preserve">asy </w:t>
-      </w:r>
-      <w:r>
-        <w:rPr>
-          <w:rFonts w:ascii="Arial" w:hAnsi="Arial" w:cs="Arial"/>
-        </w:rPr>
-        <w:t xml:space="preserve">optically clear </w:t>
-      </w:r>
-      <w:r>
-        <w:rPr>
-          <w:rFonts w:ascii="Arial" w:hAnsi="Arial" w:cs="Arial"/>
-        </w:rPr>
-        <w:t>seals.</w:t>
+        <w:t>-Easy optically clear seals.</w:t>
       </w:r>
     </w:p>
     <w:p>
@@ -1385,13 +1266,7 @@
         <w:rPr>
           <w:rFonts w:ascii="Arial" w:hAnsi="Arial" w:cs="Arial"/>
         </w:rPr>
-        <w:t>i</w:t>
-      </w:r>
-      <w:r>
-        <w:rPr>
-          <w:rFonts w:ascii="Arial" w:hAnsi="Arial" w:cs="Arial"/>
-        </w:rPr>
-        <w:t>ncubate for 20min at 25</w:t>
+        <w:t>incubate for 20min at 25</w:t>
       </w:r>
       <w:r>
         <w:rPr>
@@ -1403,19 +1278,7 @@
         <w:rPr>
           <w:rFonts w:ascii="Arial" w:hAnsi="Arial" w:cs="Arial"/>
         </w:rPr>
-        <w:t>C,</w:t>
-      </w:r>
-      <w:r>
-        <w:rPr>
-          <w:rFonts w:ascii="Arial" w:hAnsi="Arial" w:cs="Arial"/>
-        </w:rPr>
-        <w:t xml:space="preserve"> reading</w:t>
-      </w:r>
-      <w:r>
-        <w:rPr>
-          <w:rFonts w:ascii="Arial" w:hAnsi="Arial" w:cs="Arial"/>
-        </w:rPr>
-        <w:t xml:space="preserve"> </w:t>
+        <w:t xml:space="preserve">C, reading </w:t>
       </w:r>
       <w:r>
         <w:rPr>
@@ -1493,13 +1356,7 @@
         <w:rPr>
           <w:rFonts w:ascii="Arial" w:hAnsi="Arial" w:cs="Arial"/>
         </w:rPr>
-        <w:t xml:space="preserve">for 20min, again </w:t>
-      </w:r>
-      <w:r>
-        <w:rPr>
-          <w:rFonts w:ascii="Arial" w:hAnsi="Arial" w:cs="Arial"/>
-        </w:rPr>
-        <w:t>reading the absorbance at 600nm every 4min</w:t>
+        <w:t>for 20min, again reading the absorbance at 600nm every 4min</w:t>
       </w:r>
       <w:r>
         <w:rPr>
@@ -1955,43 +1812,7 @@
         <w:rPr>
           <w:rFonts w:ascii="Arial" w:hAnsi="Arial" w:cs="Arial"/>
         </w:rPr>
-        <w:t xml:space="preserve">Repeat steps c)-e) </w:t>
-      </w:r>
-      <w:r>
-        <w:rPr>
-          <w:rFonts w:ascii="Arial" w:hAnsi="Arial" w:cs="Arial"/>
-        </w:rPr>
-        <w:t>9</w:t>
-      </w:r>
-      <w:r>
-        <w:rPr>
-          <w:rFonts w:ascii="Arial" w:hAnsi="Arial" w:cs="Arial"/>
-        </w:rPr>
-        <w:t xml:space="preserve"> more times until you reach</w:t>
-      </w:r>
-      <w:r>
-        <w:rPr>
-          <w:rFonts w:ascii="Arial" w:hAnsi="Arial" w:cs="Arial"/>
-        </w:rPr>
-        <w:t xml:space="preserve"> the end of the row</w:t>
-      </w:r>
-      <w:r>
-        <w:rPr>
-          <w:rFonts w:ascii="Arial" w:hAnsi="Arial" w:cs="Arial"/>
-        </w:rPr>
-        <w:t xml:space="preserve"> (i.e., you should have filled </w:t>
-      </w:r>
-      <w:r>
-        <w:rPr>
-          <w:rFonts w:ascii="Arial" w:hAnsi="Arial" w:cs="Arial"/>
-        </w:rPr>
-        <w:t>12</w:t>
-      </w:r>
-      <w:r>
-        <w:rPr>
-          <w:rFonts w:ascii="Arial" w:hAnsi="Arial" w:cs="Arial"/>
-        </w:rPr>
-        <w:t xml:space="preserve"> wells in total with culture).</w:t>
+        <w:t>Repeat steps c)-e) 9 more times until you reach the end of the row (i.e., you should have filled 12 wells in total with culture).</w:t>
       </w:r>
     </w:p>
     <w:p>
@@ -2133,13 +1954,7 @@
         <w:rPr>
           <w:rFonts w:ascii="Arial" w:hAnsi="Arial" w:cs="Arial"/>
         </w:rPr>
-        <w:t xml:space="preserve"> Depending on the concentration of the concentrated culture, you may need to make further dilutions by following the ratio of </w:t>
-      </w:r>
-      <w:r>
-        <w:rPr>
-          <w:rFonts w:ascii="Arial" w:hAnsi="Arial" w:cs="Arial"/>
-        </w:rPr>
-        <w:t>1350</w:t>
+        <w:t xml:space="preserve"> Depending on the concentration of the concentrated culture, you may need to make further dilutions by following the ratio of 1350</w:t>
       </w:r>
       <w:r>
         <w:rPr>
@@ -2151,19 +1966,7 @@
         <w:rPr>
           <w:rFonts w:ascii="Arial" w:hAnsi="Arial" w:cs="Arial"/>
         </w:rPr>
-        <w:t>L</w:t>
-      </w:r>
-      <w:r>
-        <w:rPr>
-          <w:rFonts w:ascii="Arial" w:hAnsi="Arial" w:cs="Arial"/>
-        </w:rPr>
-        <w:t xml:space="preserve"> sterile media to </w:t>
-      </w:r>
-      <w:r>
-        <w:rPr>
-          <w:rFonts w:ascii="Arial" w:hAnsi="Arial" w:cs="Arial"/>
-        </w:rPr>
-        <w:t>45</w:t>
+        <w:t>L sterile media to 45</w:t>
       </w:r>
       <w:r>
         <w:rPr>
@@ -2442,7 +2245,7 @@
 </file>
 
 <file path=word/endnotes.xml><?xml version="1.0" encoding="utf-8"?>
-<w:endnotes xmlns:wpc="http://schemas.microsoft.com/office/word/2010/wordprocessingCanvas" xmlns:cx="http://schemas.microsoft.com/office/drawing/2014/chartex" xmlns:cx1="http://schemas.microsoft.com/office/drawing/2015/9/8/chartex" xmlns:cx2="http://schemas.microsoft.com/office/drawing/2015/10/21/chartex" xmlns:cx3="http://schemas.microsoft.com/office/drawing/2016/5/9/chartex" xmlns:cx4="http://schemas.microsoft.com/office/drawing/2016/5/10/chartex" xmlns:cx5="http://schemas.microsoft.com/office/drawing/2016/5/11/chartex" xmlns:cx6="http://schemas.microsoft.com/office/drawing/2016/5/12/chartex" xmlns:cx7="http://schemas.microsoft.com/office/drawing/2016/5/13/chartex" xmlns:cx8="http://schemas.microsoft.com/office/drawing/2016/5/14/chartex" xmlns:mc="http://schemas.openxmlformats.org/markup-compatibility/2006" xmlns:aink="http://schemas.microsoft.com/office/drawing/2016/ink" xmlns:am3d="http://schemas.microsoft.com/office/drawing/2017/model3d" xmlns:o="urn:schemas-microsoft-com:office:office" xmlns:oel="http://schemas.microsoft.com/office/2019/extlst" xmlns:r="http://schemas.openxmlformats.org/officeDocument/2006/relationships" xmlns:m="http://schemas.openxmlformats.org/officeDocument/2006/math" xmlns:v="urn:schemas-microsoft-com:vml" xmlns:wp14="http://schemas.microsoft.com/office/word/2010/wordprocessingDrawing" xmlns:wp="http://schemas.openxmlformats.org/drawingml/2006/wordprocessingDrawing" xmlns:w10="urn:schemas-microsoft-com:office:word" xmlns:w="http://schemas.openxmlformats.org/wordprocessingml/2006/main" xmlns:w14="http://schemas.microsoft.com/office/word/2010/wordml" xmlns:w15="http://schemas.microsoft.com/office/word/2012/wordml" xmlns:w16cex="http://schemas.microsoft.com/office/word/2018/wordml/cex" xmlns:w16cid="http://schemas.microsoft.com/office/word/2016/wordml/cid" xmlns:w16="http://schemas.microsoft.com/office/word/2018/wordml" xmlns:w16sdtdh="http://schemas.microsoft.com/office/word/2020/wordml/sdtdatahash" xmlns:w16se="http://schemas.microsoft.com/office/word/2015/wordml/symex" xmlns:wpg="http://schemas.microsoft.com/office/word/2010/wordprocessingGroup" xmlns:wpi="http://schemas.microsoft.com/office/word/2010/wordprocessingInk" xmlns:wne="http://schemas.microsoft.com/office/word/2006/wordml" xmlns:wps="http://schemas.microsoft.com/office/word/2010/wordprocessingShape" mc:Ignorable="w14 w15 w16se w16cid w16 w16cex w16sdtdh wp14">
+<w:endnotes xmlns:wpc="http://schemas.microsoft.com/office/word/2010/wordprocessingCanvas" xmlns:cx="http://schemas.microsoft.com/office/drawing/2014/chartex" xmlns:cx1="http://schemas.microsoft.com/office/drawing/2015/9/8/chartex" xmlns:cx2="http://schemas.microsoft.com/office/drawing/2015/10/21/chartex" xmlns:cx3="http://schemas.microsoft.com/office/drawing/2016/5/9/chartex" xmlns:cx4="http://schemas.microsoft.com/office/drawing/2016/5/10/chartex" xmlns:cx5="http://schemas.microsoft.com/office/drawing/2016/5/11/chartex" xmlns:cx6="http://schemas.microsoft.com/office/drawing/2016/5/12/chartex" xmlns:cx7="http://schemas.microsoft.com/office/drawing/2016/5/13/chartex" xmlns:cx8="http://schemas.microsoft.com/office/drawing/2016/5/14/chartex" xmlns:mc="http://schemas.openxmlformats.org/markup-compatibility/2006" xmlns:aink="http://schemas.microsoft.com/office/drawing/2016/ink" xmlns:am3d="http://schemas.microsoft.com/office/drawing/2017/model3d" xmlns:o="urn:schemas-microsoft-com:office:office" xmlns:oel="http://schemas.microsoft.com/office/2019/extlst" xmlns:r="http://schemas.openxmlformats.org/officeDocument/2006/relationships" xmlns:m="http://schemas.openxmlformats.org/officeDocument/2006/math" xmlns:v="urn:schemas-microsoft-com:vml" xmlns:wp14="http://schemas.microsoft.com/office/word/2010/wordprocessingDrawing" xmlns:wp="http://schemas.openxmlformats.org/drawingml/2006/wordprocessingDrawing" xmlns:w10="urn:schemas-microsoft-com:office:word" xmlns:w="http://schemas.openxmlformats.org/wordprocessingml/2006/main" xmlns:w14="http://schemas.microsoft.com/office/word/2010/wordml" xmlns:w15="http://schemas.microsoft.com/office/word/2012/wordml" xmlns:w16cex="http://schemas.microsoft.com/office/word/2018/wordml/cex" xmlns:w16cid="http://schemas.microsoft.com/office/word/2016/wordml/cid" xmlns:w16="http://schemas.microsoft.com/office/word/2018/wordml" xmlns:w16du="http://schemas.microsoft.com/office/word/2023/wordml/word16du" xmlns:w16sdtdh="http://schemas.microsoft.com/office/word/2020/wordml/sdtdatahash" xmlns:w16sdtfl="http://schemas.microsoft.com/office/word/2024/wordml/sdtformatlock" xmlns:w16se="http://schemas.microsoft.com/office/word/2015/wordml/symex" xmlns:wpg="http://schemas.microsoft.com/office/word/2010/wordprocessingGroup" xmlns:wpi="http://schemas.microsoft.com/office/word/2010/wordprocessingInk" xmlns:wne="http://schemas.microsoft.com/office/word/2006/wordml" xmlns:wps="http://schemas.microsoft.com/office/word/2010/wordprocessingShape" mc:Ignorable="w14 w15 w16se w16cid w16 w16cex w16sdtdh w16sdtfl w16du wp14">
   <w:endnote w:type="separator" w:id="-1">
     <w:p>
       <w:pPr>
@@ -2467,7 +2270,7 @@
 </file>
 
 <file path=word/footnotes.xml><?xml version="1.0" encoding="utf-8"?>
-<w:footnotes xmlns:wpc="http://schemas.microsoft.com/office/word/2010/wordprocessingCanvas" xmlns:cx="http://schemas.microsoft.com/office/drawing/2014/chartex" xmlns:cx1="http://schemas.microsoft.com/office/drawing/2015/9/8/chartex" xmlns:cx2="http://schemas.microsoft.com/office/drawing/2015/10/21/chartex" xmlns:cx3="http://schemas.microsoft.com/office/drawing/2016/5/9/chartex" xmlns:cx4="http://schemas.microsoft.com/office/drawing/2016/5/10/chartex" xmlns:cx5="http://schemas.microsoft.com/office/drawing/2016/5/11/chartex" xmlns:cx6="http://schemas.microsoft.com/office/drawing/2016/5/12/chartex" xmlns:cx7="http://schemas.microsoft.com/office/drawing/2016/5/13/chartex" xmlns:cx8="http://schemas.microsoft.com/office/drawing/2016/5/14/chartex" xmlns:mc="http://schemas.openxmlformats.org/markup-compatibility/2006" xmlns:aink="http://schemas.microsoft.com/office/drawing/2016/ink" xmlns:am3d="http://schemas.microsoft.com/office/drawing/2017/model3d" xmlns:o="urn:schemas-microsoft-com:office:office" xmlns:oel="http://schemas.microsoft.com/office/2019/extlst" xmlns:r="http://schemas.openxmlformats.org/officeDocument/2006/relationships" xmlns:m="http://schemas.openxmlformats.org/officeDocument/2006/math" xmlns:v="urn:schemas-microsoft-com:vml" xmlns:wp14="http://schemas.microsoft.com/office/word/2010/wordprocessingDrawing" xmlns:wp="http://schemas.openxmlformats.org/drawingml/2006/wordprocessingDrawing" xmlns:w10="urn:schemas-microsoft-com:office:word" xmlns:w="http://schemas.openxmlformats.org/wordprocessingml/2006/main" xmlns:w14="http://schemas.microsoft.com/office/word/2010/wordml" xmlns:w15="http://schemas.microsoft.com/office/word/2012/wordml" xmlns:w16cex="http://schemas.microsoft.com/office/word/2018/wordml/cex" xmlns:w16cid="http://schemas.microsoft.com/office/word/2016/wordml/cid" xmlns:w16="http://schemas.microsoft.com/office/word/2018/wordml" xmlns:w16sdtdh="http://schemas.microsoft.com/office/word/2020/wordml/sdtdatahash" xmlns:w16se="http://schemas.microsoft.com/office/word/2015/wordml/symex" xmlns:wpg="http://schemas.microsoft.com/office/word/2010/wordprocessingGroup" xmlns:wpi="http://schemas.microsoft.com/office/word/2010/wordprocessingInk" xmlns:wne="http://schemas.microsoft.com/office/word/2006/wordml" xmlns:wps="http://schemas.microsoft.com/office/word/2010/wordprocessingShape" mc:Ignorable="w14 w15 w16se w16cid w16 w16cex w16sdtdh wp14">
+<w:footnotes xmlns:wpc="http://schemas.microsoft.com/office/word/2010/wordprocessingCanvas" xmlns:cx="http://schemas.microsoft.com/office/drawing/2014/chartex" xmlns:cx1="http://schemas.microsoft.com/office/drawing/2015/9/8/chartex" xmlns:cx2="http://schemas.microsoft.com/office/drawing/2015/10/21/chartex" xmlns:cx3="http://schemas.microsoft.com/office/drawing/2016/5/9/chartex" xmlns:cx4="http://schemas.microsoft.com/office/drawing/2016/5/10/chartex" xmlns:cx5="http://schemas.microsoft.com/office/drawing/2016/5/11/chartex" xmlns:cx6="http://schemas.microsoft.com/office/drawing/2016/5/12/chartex" xmlns:cx7="http://schemas.microsoft.com/office/drawing/2016/5/13/chartex" xmlns:cx8="http://schemas.microsoft.com/office/drawing/2016/5/14/chartex" xmlns:mc="http://schemas.openxmlformats.org/markup-compatibility/2006" xmlns:aink="http://schemas.microsoft.com/office/drawing/2016/ink" xmlns:am3d="http://schemas.microsoft.com/office/drawing/2017/model3d" xmlns:o="urn:schemas-microsoft-com:office:office" xmlns:oel="http://schemas.microsoft.com/office/2019/extlst" xmlns:r="http://schemas.openxmlformats.org/officeDocument/2006/relationships" xmlns:m="http://schemas.openxmlformats.org/officeDocument/2006/math" xmlns:v="urn:schemas-microsoft-com:vml" xmlns:wp14="http://schemas.microsoft.com/office/word/2010/wordprocessingDrawing" xmlns:wp="http://schemas.openxmlformats.org/drawingml/2006/wordprocessingDrawing" xmlns:w10="urn:schemas-microsoft-com:office:word" xmlns:w="http://schemas.openxmlformats.org/wordprocessingml/2006/main" xmlns:w14="http://schemas.microsoft.com/office/word/2010/wordml" xmlns:w15="http://schemas.microsoft.com/office/word/2012/wordml" xmlns:w16cex="http://schemas.microsoft.com/office/word/2018/wordml/cex" xmlns:w16cid="http://schemas.microsoft.com/office/word/2016/wordml/cid" xmlns:w16="http://schemas.microsoft.com/office/word/2018/wordml" xmlns:w16du="http://schemas.microsoft.com/office/word/2023/wordml/word16du" xmlns:w16sdtdh="http://schemas.microsoft.com/office/word/2020/wordml/sdtdatahash" xmlns:w16sdtfl="http://schemas.microsoft.com/office/word/2024/wordml/sdtformatlock" xmlns:w16se="http://schemas.microsoft.com/office/word/2015/wordml/symex" xmlns:wpg="http://schemas.microsoft.com/office/word/2010/wordprocessingGroup" xmlns:wpi="http://schemas.microsoft.com/office/word/2010/wordprocessingInk" xmlns:wne="http://schemas.microsoft.com/office/word/2006/wordml" xmlns:wps="http://schemas.microsoft.com/office/word/2010/wordprocessingShape" mc:Ignorable="w14 w15 w16se w16cid w16 w16cex w16sdtdh w16sdtfl w16du wp14">
   <w:footnote w:type="separator" w:id="-1">
     <w:p>
       <w:pPr>
@@ -2492,7 +2295,7 @@
 </file>
 
 <file path=word/header1.xml><?xml version="1.0" encoding="utf-8"?>
-<w:hdr xmlns:wpc="http://schemas.microsoft.com/office/word/2010/wordprocessingCanvas" xmlns:cx="http://schemas.microsoft.com/office/drawing/2014/chartex" xmlns:cx1="http://schemas.microsoft.com/office/drawing/2015/9/8/chartex" xmlns:cx2="http://schemas.microsoft.com/office/drawing/2015/10/21/chartex" xmlns:cx3="http://schemas.microsoft.com/office/drawing/2016/5/9/chartex" xmlns:cx4="http://schemas.microsoft.com/office/drawing/2016/5/10/chartex" xmlns:cx5="http://schemas.microsoft.com/office/drawing/2016/5/11/chartex" xmlns:cx6="http://schemas.microsoft.com/office/drawing/2016/5/12/chartex" xmlns:cx7="http://schemas.microsoft.com/office/drawing/2016/5/13/chartex" xmlns:cx8="http://schemas.microsoft.com/office/drawing/2016/5/14/chartex" xmlns:mc="http://schemas.openxmlformats.org/markup-compatibility/2006" xmlns:aink="http://schemas.microsoft.com/office/drawing/2016/ink" xmlns:am3d="http://schemas.microsoft.com/office/drawing/2017/model3d" xmlns:o="urn:schemas-microsoft-com:office:office" xmlns:oel="http://schemas.microsoft.com/office/2019/extlst" xmlns:r="http://schemas.openxmlformats.org/officeDocument/2006/relationships" xmlns:m="http://schemas.openxmlformats.org/officeDocument/2006/math" xmlns:v="urn:schemas-microsoft-com:vml" xmlns:wp14="http://schemas.microsoft.com/office/word/2010/wordprocessingDrawing" xmlns:wp="http://schemas.openxmlformats.org/drawingml/2006/wordprocessingDrawing" xmlns:w10="urn:schemas-microsoft-com:office:word" xmlns:w="http://schemas.openxmlformats.org/wordprocessingml/2006/main" xmlns:w14="http://schemas.microsoft.com/office/word/2010/wordml" xmlns:w15="http://schemas.microsoft.com/office/word/2012/wordml" xmlns:w16cex="http://schemas.microsoft.com/office/word/2018/wordml/cex" xmlns:w16cid="http://schemas.microsoft.com/office/word/2016/wordml/cid" xmlns:w16="http://schemas.microsoft.com/office/word/2018/wordml" xmlns:w16sdtdh="http://schemas.microsoft.com/office/word/2020/wordml/sdtdatahash" xmlns:w16se="http://schemas.microsoft.com/office/word/2015/wordml/symex" xmlns:wpg="http://schemas.microsoft.com/office/word/2010/wordprocessingGroup" xmlns:wpi="http://schemas.microsoft.com/office/word/2010/wordprocessingInk" xmlns:wne="http://schemas.microsoft.com/office/word/2006/wordml" xmlns:wps="http://schemas.microsoft.com/office/word/2010/wordprocessingShape" mc:Ignorable="w14 w15 w16se w16cid w16 w16cex w16sdtdh wp14">
+<w:hdr xmlns:wpc="http://schemas.microsoft.com/office/word/2010/wordprocessingCanvas" xmlns:cx="http://schemas.microsoft.com/office/drawing/2014/chartex" xmlns:cx1="http://schemas.microsoft.com/office/drawing/2015/9/8/chartex" xmlns:cx2="http://schemas.microsoft.com/office/drawing/2015/10/21/chartex" xmlns:cx3="http://schemas.microsoft.com/office/drawing/2016/5/9/chartex" xmlns:cx4="http://schemas.microsoft.com/office/drawing/2016/5/10/chartex" xmlns:cx5="http://schemas.microsoft.com/office/drawing/2016/5/11/chartex" xmlns:cx6="http://schemas.microsoft.com/office/drawing/2016/5/12/chartex" xmlns:cx7="http://schemas.microsoft.com/office/drawing/2016/5/13/chartex" xmlns:cx8="http://schemas.microsoft.com/office/drawing/2016/5/14/chartex" xmlns:mc="http://schemas.openxmlformats.org/markup-compatibility/2006" xmlns:aink="http://schemas.microsoft.com/office/drawing/2016/ink" xmlns:am3d="http://schemas.microsoft.com/office/drawing/2017/model3d" xmlns:o="urn:schemas-microsoft-com:office:office" xmlns:oel="http://schemas.microsoft.com/office/2019/extlst" xmlns:r="http://schemas.openxmlformats.org/officeDocument/2006/relationships" xmlns:m="http://schemas.openxmlformats.org/officeDocument/2006/math" xmlns:v="urn:schemas-microsoft-com:vml" xmlns:wp14="http://schemas.microsoft.com/office/word/2010/wordprocessingDrawing" xmlns:wp="http://schemas.openxmlformats.org/drawingml/2006/wordprocessingDrawing" xmlns:w10="urn:schemas-microsoft-com:office:word" xmlns:w="http://schemas.openxmlformats.org/wordprocessingml/2006/main" xmlns:w14="http://schemas.microsoft.com/office/word/2010/wordml" xmlns:w15="http://schemas.microsoft.com/office/word/2012/wordml" xmlns:w16cex="http://schemas.microsoft.com/office/word/2018/wordml/cex" xmlns:w16cid="http://schemas.microsoft.com/office/word/2016/wordml/cid" xmlns:w16="http://schemas.microsoft.com/office/word/2018/wordml" xmlns:w16du="http://schemas.microsoft.com/office/word/2023/wordml/word16du" xmlns:w16sdtdh="http://schemas.microsoft.com/office/word/2020/wordml/sdtdatahash" xmlns:w16sdtfl="http://schemas.microsoft.com/office/word/2024/wordml/sdtformatlock" xmlns:w16se="http://schemas.microsoft.com/office/word/2015/wordml/symex" xmlns:wpg="http://schemas.microsoft.com/office/word/2010/wordprocessingGroup" xmlns:wpi="http://schemas.microsoft.com/office/word/2010/wordprocessingInk" xmlns:wne="http://schemas.microsoft.com/office/word/2006/wordml" xmlns:wps="http://schemas.microsoft.com/office/word/2010/wordprocessingShape" mc:Ignorable="w14 w15 w16se w16cid w16 w16cex w16sdtdh w16sdtfl w16du wp14">
   <w:p>
     <w:pPr>
       <w:pStyle w:val="Header"/>
@@ -2510,7 +2313,7 @@
       <w:rPr>
         <w:lang w:val="it-CH"/>
       </w:rPr>
-      <w:t>hermina Ghenu</w:t>
+      <w:t>1st author</w:t>
     </w:r>
   </w:p>
   <w:p>
@@ -2537,7 +2340,7 @@
 </file>
 
 <file path=word/numbering.xml><?xml version="1.0" encoding="utf-8"?>
-<w:numbering xmlns:wpc="http://schemas.microsoft.com/office/word/2010/wordprocessingCanvas" xmlns:cx="http://schemas.microsoft.com/office/drawing/2014/chartex" xmlns:cx1="http://schemas.microsoft.com/office/drawing/2015/9/8/chartex" xmlns:cx2="http://schemas.microsoft.com/office/drawing/2015/10/21/chartex" xmlns:cx3="http://schemas.microsoft.com/office/drawing/2016/5/9/chartex" xmlns:cx4="http://schemas.microsoft.com/office/drawing/2016/5/10/chartex" xmlns:cx5="http://schemas.microsoft.com/office/drawing/2016/5/11/chartex" xmlns:cx6="http://schemas.microsoft.com/office/drawing/2016/5/12/chartex" xmlns:cx7="http://schemas.microsoft.com/office/drawing/2016/5/13/chartex" xmlns:cx8="http://schemas.microsoft.com/office/drawing/2016/5/14/chartex" xmlns:mc="http://schemas.openxmlformats.org/markup-compatibility/2006" xmlns:aink="http://schemas.microsoft.com/office/drawing/2016/ink" xmlns:am3d="http://schemas.microsoft.com/office/drawing/2017/model3d" xmlns:o="urn:schemas-microsoft-com:office:office" xmlns:oel="http://schemas.microsoft.com/office/2019/extlst" xmlns:r="http://schemas.openxmlformats.org/officeDocument/2006/relationships" xmlns:m="http://schemas.openxmlformats.org/officeDocument/2006/math" xmlns:v="urn:schemas-microsoft-com:vml" xmlns:wp14="http://schemas.microsoft.com/office/word/2010/wordprocessingDrawing" xmlns:wp="http://schemas.openxmlformats.org/drawingml/2006/wordprocessingDrawing" xmlns:w10="urn:schemas-microsoft-com:office:word" xmlns:w="http://schemas.openxmlformats.org/wordprocessingml/2006/main" xmlns:w14="http://schemas.microsoft.com/office/word/2010/wordml" xmlns:w15="http://schemas.microsoft.com/office/word/2012/wordml" xmlns:w16cex="http://schemas.microsoft.com/office/word/2018/wordml/cex" xmlns:w16cid="http://schemas.microsoft.com/office/word/2016/wordml/cid" xmlns:w16="http://schemas.microsoft.com/office/word/2018/wordml" xmlns:w16sdtdh="http://schemas.microsoft.com/office/word/2020/wordml/sdtdatahash" xmlns:w16se="http://schemas.microsoft.com/office/word/2015/wordml/symex" xmlns:wpg="http://schemas.microsoft.com/office/word/2010/wordprocessingGroup" xmlns:wpi="http://schemas.microsoft.com/office/word/2010/wordprocessingInk" xmlns:wne="http://schemas.microsoft.com/office/word/2006/wordml" xmlns:wps="http://schemas.microsoft.com/office/word/2010/wordprocessingShape" mc:Ignorable="w14 w15 w16se w16cid w16 w16cex w16sdtdh wp14">
+<w:numbering xmlns:wpc="http://schemas.microsoft.com/office/word/2010/wordprocessingCanvas" xmlns:cx="http://schemas.microsoft.com/office/drawing/2014/chartex" xmlns:cx1="http://schemas.microsoft.com/office/drawing/2015/9/8/chartex" xmlns:cx2="http://schemas.microsoft.com/office/drawing/2015/10/21/chartex" xmlns:cx3="http://schemas.microsoft.com/office/drawing/2016/5/9/chartex" xmlns:cx4="http://schemas.microsoft.com/office/drawing/2016/5/10/chartex" xmlns:cx5="http://schemas.microsoft.com/office/drawing/2016/5/11/chartex" xmlns:cx6="http://schemas.microsoft.com/office/drawing/2016/5/12/chartex" xmlns:cx7="http://schemas.microsoft.com/office/drawing/2016/5/13/chartex" xmlns:cx8="http://schemas.microsoft.com/office/drawing/2016/5/14/chartex" xmlns:mc="http://schemas.openxmlformats.org/markup-compatibility/2006" xmlns:aink="http://schemas.microsoft.com/office/drawing/2016/ink" xmlns:am3d="http://schemas.microsoft.com/office/drawing/2017/model3d" xmlns:o="urn:schemas-microsoft-com:office:office" xmlns:oel="http://schemas.microsoft.com/office/2019/extlst" xmlns:r="http://schemas.openxmlformats.org/officeDocument/2006/relationships" xmlns:m="http://schemas.openxmlformats.org/officeDocument/2006/math" xmlns:v="urn:schemas-microsoft-com:vml" xmlns:wp14="http://schemas.microsoft.com/office/word/2010/wordprocessingDrawing" xmlns:wp="http://schemas.openxmlformats.org/drawingml/2006/wordprocessingDrawing" xmlns:w10="urn:schemas-microsoft-com:office:word" xmlns:w="http://schemas.openxmlformats.org/wordprocessingml/2006/main" xmlns:w14="http://schemas.microsoft.com/office/word/2010/wordml" xmlns:w15="http://schemas.microsoft.com/office/word/2012/wordml" xmlns:w16cex="http://schemas.microsoft.com/office/word/2018/wordml/cex" xmlns:w16cid="http://schemas.microsoft.com/office/word/2016/wordml/cid" xmlns:w16="http://schemas.microsoft.com/office/word/2018/wordml" xmlns:w16du="http://schemas.microsoft.com/office/word/2023/wordml/word16du" xmlns:w16sdtdh="http://schemas.microsoft.com/office/word/2020/wordml/sdtdatahash" xmlns:w16sdtfl="http://schemas.microsoft.com/office/word/2024/wordml/sdtformatlock" xmlns:w16se="http://schemas.microsoft.com/office/word/2015/wordml/symex" xmlns:wpg="http://schemas.microsoft.com/office/word/2010/wordprocessingGroup" xmlns:wpi="http://schemas.microsoft.com/office/word/2010/wordprocessingInk" xmlns:wne="http://schemas.microsoft.com/office/word/2006/wordml" xmlns:wps="http://schemas.microsoft.com/office/word/2010/wordprocessingShape" mc:Ignorable="w14 w15 w16se w16cid w16 w16cex w16sdtdh w16sdtfl w16du wp14">
   <w:abstractNum w:abstractNumId="0" w15:restartNumberingAfterBreak="0">
     <w:nsid w:val="19FD28CE"/>
     <w:multiLevelType w:val="hybridMultilevel"/>
@@ -3417,7 +3220,7 @@
 </file>
 
 <file path=word/styles.xml><?xml version="1.0" encoding="utf-8"?>
-<w:styles xmlns:mc="http://schemas.openxmlformats.org/markup-compatibility/2006" xmlns:r="http://schemas.openxmlformats.org/officeDocument/2006/relationships" xmlns:w="http://schemas.openxmlformats.org/wordprocessingml/2006/main" xmlns:w14="http://schemas.microsoft.com/office/word/2010/wordml" xmlns:w15="http://schemas.microsoft.com/office/word/2012/wordml" xmlns:w16cex="http://schemas.microsoft.com/office/word/2018/wordml/cex" xmlns:w16cid="http://schemas.microsoft.com/office/word/2016/wordml/cid" xmlns:w16="http://schemas.microsoft.com/office/word/2018/wordml" xmlns:w16sdtdh="http://schemas.microsoft.com/office/word/2020/wordml/sdtdatahash" xmlns:w16se="http://schemas.microsoft.com/office/word/2015/wordml/symex" mc:Ignorable="w14 w15 w16se w16cid w16 w16cex w16sdtdh">
+<w:styles xmlns:mc="http://schemas.openxmlformats.org/markup-compatibility/2006" xmlns:r="http://schemas.openxmlformats.org/officeDocument/2006/relationships" xmlns:w="http://schemas.openxmlformats.org/wordprocessingml/2006/main" xmlns:w14="http://schemas.microsoft.com/office/word/2010/wordml" xmlns:w15="http://schemas.microsoft.com/office/word/2012/wordml" xmlns:w16cex="http://schemas.microsoft.com/office/word/2018/wordml/cex" xmlns:w16cid="http://schemas.microsoft.com/office/word/2016/wordml/cid" xmlns:w16="http://schemas.microsoft.com/office/word/2018/wordml" xmlns:w16du="http://schemas.microsoft.com/office/word/2023/wordml/word16du" xmlns:w16sdtdh="http://schemas.microsoft.com/office/word/2020/wordml/sdtdatahash" xmlns:w16sdtfl="http://schemas.microsoft.com/office/word/2024/wordml/sdtformatlock" xmlns:w16se="http://schemas.microsoft.com/office/word/2015/wordml/symex" mc:Ignorable="w14 w15 w16se w16cid w16 w16cex w16sdtdh w16sdtfl w16du">
   <w:docDefaults>
     <w:rPrDefault>
       <w:rPr>
